--- a/rsp-dashboard/public/templates/Notice to DQ - Not notarized Omnibus.docx
+++ b/rsp-dashboard/public/templates/Notice to DQ - Not notarized Omnibus.docx
@@ -215,15 +215,15 @@
         <w:tblLook w:val="04A0" w:firstRow="1" w:lastRow="0" w:firstColumn="1" w:lastColumn="0" w:noHBand="0" w:noVBand="1"/>
       </w:tblPr>
       <w:tblGrid>
-        <w:gridCol w:w="1885"/>
-        <w:gridCol w:w="3600"/>
-        <w:gridCol w:w="3515"/>
-        <w:gridCol w:w="1440"/>
+        <w:gridCol w:w="1870"/>
+        <w:gridCol w:w="4065"/>
+        <w:gridCol w:w="2616"/>
+        <w:gridCol w:w="1889"/>
       </w:tblGrid>
       <w:tr>
         <w:tc>
           <w:tcPr>
-            <w:tcW w:w="1885" w:type="dxa"/>
+            <w:tcW w:w="1870" w:type="dxa"/>
             <w:tcBorders>
               <w:top w:val="single" w:sz="4" w:space="0" w:color="auto"/>
               <w:left w:val="single" w:sz="4" w:space="0" w:color="auto"/>
@@ -253,7 +253,7 @@
         </w:tc>
         <w:tc>
           <w:tcPr>
-            <w:tcW w:w="3600" w:type="dxa"/>
+            <w:tcW w:w="4065" w:type="dxa"/>
             <w:tcBorders>
               <w:top w:val="single" w:sz="4" w:space="0" w:color="auto"/>
               <w:left w:val="single" w:sz="4" w:space="0" w:color="auto"/>
@@ -283,7 +283,7 @@
         </w:tc>
         <w:tc>
           <w:tcPr>
-            <w:tcW w:w="3515" w:type="dxa"/>
+            <w:tcW w:w="2616" w:type="dxa"/>
             <w:tcBorders>
               <w:top w:val="single" w:sz="4" w:space="0" w:color="auto"/>
               <w:left w:val="single" w:sz="4" w:space="0" w:color="auto"/>
@@ -313,7 +313,7 @@
         </w:tc>
         <w:tc>
           <w:tcPr>
-            <w:tcW w:w="1440" w:type="dxa"/>
+            <w:tcW w:w="1889" w:type="dxa"/>
             <w:tcBorders>
               <w:top w:val="single" w:sz="4" w:space="0" w:color="auto"/>
               <w:left w:val="single" w:sz="4" w:space="0" w:color="auto"/>
@@ -345,7 +345,7 @@
       <w:tr>
         <w:tc>
           <w:tcPr>
-            <w:tcW w:w="1885" w:type="dxa"/>
+            <w:tcW w:w="1870" w:type="dxa"/>
             <w:vMerge w:val="restart"/>
             <w:tcBorders>
               <w:top w:val="single" w:sz="4" w:space="0" w:color="auto"/>
@@ -366,14 +366,17 @@
             <w:r>
               <w:rPr>
                 <w:rFonts w:ascii="Bookman Old Style" w:hAnsi="Bookman Old Style"/>
-              </w:rPr>
-              <w:t>Administrative Assistant III (Senior Bookkeeper)</w:t>
+                <w:kern w:val="2"/>
+                <w:lang w:val="en-US"/>
+                <w14:ligatures w14:val="standardContextual"/>
+              </w:rPr>
+              <w:t>{Position}</w:t>
             </w:r>
           </w:p>
         </w:tc>
         <w:tc>
           <w:tcPr>
-            <w:tcW w:w="3600" w:type="dxa"/>
+            <w:tcW w:w="4065" w:type="dxa"/>
             <w:tcBorders>
               <w:top w:val="single" w:sz="4" w:space="0" w:color="auto"/>
               <w:left w:val="single" w:sz="4" w:space="0" w:color="auto"/>
@@ -395,6 +398,7 @@
                 <w:rFonts w:ascii="Bookman Old Style" w:hAnsi="Bookman Old Style"/>
                 <w:b/>
                 <w:kern w:val="2"/>
+                <w:lang w:val="en-US"/>
                 <w14:ligatures w14:val="standardContextual"/>
               </w:rPr>
               <w:t>Education:</w:t>
@@ -403,6 +407,7 @@
               <w:rPr>
                 <w:rFonts w:ascii="Bookman Old Style" w:hAnsi="Bookman Old Style"/>
                 <w:kern w:val="2"/>
+                <w:lang w:val="en-US"/>
                 <w14:ligatures w14:val="standardContextual"/>
               </w:rPr>
               <w:t xml:space="preserve"> </w:t>
@@ -412,6 +417,7 @@
                 <w:rFonts w:ascii="Bookman Old Style" w:hAnsi="Bookman Old Style"/>
                 <w:bCs/>
                 <w:kern w:val="2"/>
+                <w:lang w:val="en-US"/>
                 <w14:ligatures w14:val="standardContextual"/>
               </w:rPr>
               <w:t xml:space="preserve"> </w:t>
@@ -420,6 +426,7 @@
               <w:rPr>
                 <w:rFonts w:ascii="Bookman Old Style" w:hAnsi="Bookman Old Style"/>
                 <w:kern w:val="2"/>
+                <w:lang w:val="en-US"/>
                 <w14:ligatures w14:val="standardContextual"/>
               </w:rPr>
               <w:t xml:space="preserve"> </w:t>
@@ -429,15 +436,16 @@
                 <w:rFonts w:ascii="Bookman Old Style" w:hAnsi="Bookman Old Style"/>
                 <w:bCs/>
                 <w:kern w:val="2"/>
+                <w:lang w:val="en-US"/>
                 <w14:ligatures w14:val="standardContextual"/>
               </w:rPr>
-              <w:t>Completion of two-year studies in college</w:t>
+              <w:t>{QSEducation}</w:t>
             </w:r>
           </w:p>
         </w:tc>
         <w:tc>
           <w:tcPr>
-            <w:tcW w:w="3515" w:type="dxa"/>
+            <w:tcW w:w="2616" w:type="dxa"/>
             <w:tcBorders>
               <w:top w:val="single" w:sz="4" w:space="0" w:color="auto"/>
               <w:left w:val="single" w:sz="4" w:space="0" w:color="auto"/>
@@ -456,14 +464,17 @@
             <w:r>
               <w:rPr>
                 <w:rFonts w:ascii="Bookman Old Style" w:hAnsi="Bookman Old Style"/>
-              </w:rPr>
-              <w:t>Diploma in Information Technology (2-year Course)</w:t>
+                <w:kern w:val="2"/>
+                <w:lang w:val="en-US"/>
+                <w14:ligatures w14:val="standardContextual"/>
+              </w:rPr>
+              <w:t>{AppEducation}</w:t>
             </w:r>
           </w:p>
         </w:tc>
         <w:tc>
           <w:tcPr>
-            <w:tcW w:w="1440" w:type="dxa"/>
+            <w:tcW w:w="1889" w:type="dxa"/>
             <w:tcBorders>
               <w:top w:val="single" w:sz="4" w:space="0" w:color="auto"/>
               <w:left w:val="single" w:sz="4" w:space="0" w:color="auto"/>
@@ -483,6 +494,9 @@
             <w:r>
               <w:rPr>
                 <w:rFonts w:ascii="Bookman Old Style" w:hAnsi="Bookman Old Style"/>
+                <w:kern w:val="2"/>
+                <w:lang w:val="en-US"/>
+                <w14:ligatures w14:val="standardContextual"/>
               </w:rPr>
               <w:t>{RmEducation}</w:t>
             </w:r>
@@ -492,7 +506,7 @@
       <w:tr>
         <w:tc>
           <w:tcPr>
-            <w:tcW w:w="1885" w:type="dxa"/>
+            <w:tcW w:w="1870" w:type="dxa"/>
             <w:vMerge/>
             <w:tcBorders>
               <w:top w:val="single" w:sz="4" w:space="0" w:color="auto"/>
@@ -514,7 +528,7 @@
         </w:tc>
         <w:tc>
           <w:tcPr>
-            <w:tcW w:w="3600" w:type="dxa"/>
+            <w:tcW w:w="4065" w:type="dxa"/>
             <w:tcBorders>
               <w:top w:val="single" w:sz="4" w:space="0" w:color="auto"/>
               <w:left w:val="single" w:sz="4" w:space="0" w:color="auto"/>
@@ -536,6 +550,7 @@
                 <w:rFonts w:ascii="Bookman Old Style" w:hAnsi="Bookman Old Style"/>
                 <w:b/>
                 <w:kern w:val="2"/>
+                <w:lang w:val="en-US"/>
                 <w14:ligatures w14:val="standardContextual"/>
               </w:rPr>
               <w:t xml:space="preserve">Training: </w:t>
@@ -544,6 +559,7 @@
               <w:rPr>
                 <w:rFonts w:ascii="Bookman Old Style" w:hAnsi="Bookman Old Style"/>
                 <w:kern w:val="2"/>
+                <w:lang w:val="en-US"/>
                 <w14:ligatures w14:val="standardContextual"/>
               </w:rPr>
               <w:t xml:space="preserve"> </w:t>
@@ -553,25 +569,16 @@
                 <w:rFonts w:ascii="Bookman Old Style" w:hAnsi="Bookman Old Style"/>
                 <w:bCs/>
                 <w:kern w:val="2"/>
+                <w:lang w:val="en-US"/>
                 <w14:ligatures w14:val="standardContextual"/>
               </w:rPr>
-              <w:t xml:space="preserve">4 hours of relevant training </w:t>
-            </w:r>
-            <w:r>
-              <w:rPr>
-                <w:rFonts w:ascii="Bookman Old Style" w:hAnsi="Bookman Old Style"/>
-                <w:bCs/>
-                <w:color w:val="0070C0"/>
-                <w:kern w:val="2"/>
-                <w14:ligatures w14:val="standardContextual"/>
-              </w:rPr>
-              <w:t>(Finance-related)</w:t>
+              <w:t>{QSTraining}</w:t>
             </w:r>
           </w:p>
         </w:tc>
         <w:tc>
           <w:tcPr>
-            <w:tcW w:w="3515" w:type="dxa"/>
+            <w:tcW w:w="2616" w:type="dxa"/>
             <w:tcBorders>
               <w:top w:val="single" w:sz="4" w:space="0" w:color="auto"/>
               <w:left w:val="single" w:sz="4" w:space="0" w:color="auto"/>
@@ -590,48 +597,17 @@
             <w:r>
               <w:rPr>
                 <w:rFonts w:ascii="Bookman Old Style" w:hAnsi="Bookman Old Style"/>
-                <w:sz w:val="20"/>
-                <w:szCs w:val="20"/>
-              </w:rPr>
-              <w:t>Virtual Bookkeeping with Xero &amp; Quickbooks Online</w:t>
-            </w:r>
-            <w:r>
-              <w:rPr>
-                <w:rFonts w:ascii="Bookman Old Style" w:hAnsi="Bookman Old Style"/>
-                <w:sz w:val="20"/>
-                <w:szCs w:val="20"/>
-              </w:rPr>
-              <w:t xml:space="preserve"> </w:t>
-            </w:r>
-            <w:r>
-              <w:rPr>
-                <w:rFonts w:ascii="Bookman Old Style" w:hAnsi="Bookman Old Style"/>
-                <w:sz w:val="20"/>
-                <w:szCs w:val="20"/>
-              </w:rPr>
-              <w:t>(2</w:t>
-            </w:r>
-            <w:r>
-              <w:rPr>
-                <w:rFonts w:ascii="Bookman Old Style" w:hAnsi="Bookman Old Style"/>
-                <w:sz w:val="20"/>
-                <w:szCs w:val="20"/>
-              </w:rPr>
-              <w:t>4</w:t>
-            </w:r>
-            <w:r>
-              <w:rPr>
-                <w:rFonts w:ascii="Bookman Old Style" w:hAnsi="Bookman Old Style"/>
-                <w:sz w:val="20"/>
-                <w:szCs w:val="20"/>
-              </w:rPr>
-              <w:t xml:space="preserve"> hours)</w:t>
+                <w:kern w:val="2"/>
+                <w:lang w:val="en-US"/>
+                <w14:ligatures w14:val="standardContextual"/>
+              </w:rPr>
+              <w:t>{AppTraining}</w:t>
             </w:r>
           </w:p>
         </w:tc>
         <w:tc>
           <w:tcPr>
-            <w:tcW w:w="1440" w:type="dxa"/>
+            <w:tcW w:w="1889" w:type="dxa"/>
             <w:tcBorders>
               <w:top w:val="single" w:sz="4" w:space="0" w:color="auto"/>
               <w:left w:val="single" w:sz="4" w:space="0" w:color="auto"/>
@@ -652,6 +628,9 @@
             <w:r>
               <w:rPr>
                 <w:rFonts w:ascii="Bookman Old Style" w:hAnsi="Bookman Old Style"/>
+                <w:kern w:val="2"/>
+                <w:lang w:val="en-US"/>
+                <w14:ligatures w14:val="standardContextual"/>
               </w:rPr>
               <w:t>{RmExperience}</w:t>
             </w:r>
@@ -661,7 +640,7 @@
       <w:tr>
         <w:tc>
           <w:tcPr>
-            <w:tcW w:w="1885" w:type="dxa"/>
+            <w:tcW w:w="1870" w:type="dxa"/>
             <w:vMerge/>
             <w:tcBorders>
               <w:top w:val="single" w:sz="4" w:space="0" w:color="auto"/>
@@ -683,7 +662,7 @@
         </w:tc>
         <w:tc>
           <w:tcPr>
-            <w:tcW w:w="3600" w:type="dxa"/>
+            <w:tcW w:w="4065" w:type="dxa"/>
             <w:tcBorders>
               <w:top w:val="single" w:sz="4" w:space="0" w:color="auto"/>
               <w:left w:val="single" w:sz="4" w:space="0" w:color="auto"/>
@@ -705,6 +684,7 @@
                 <w:rFonts w:ascii="Bookman Old Style" w:hAnsi="Bookman Old Style"/>
                 <w:b/>
                 <w:kern w:val="2"/>
+                <w:lang w:val="en-US"/>
                 <w14:ligatures w14:val="standardContextual"/>
               </w:rPr>
               <w:t xml:space="preserve">Experience: </w:t>
@@ -713,6 +693,7 @@
               <w:rPr>
                 <w:rFonts w:ascii="Bookman Old Style" w:hAnsi="Bookman Old Style"/>
                 <w:kern w:val="2"/>
+                <w:lang w:val="en-US"/>
                 <w14:ligatures w14:val="standardContextual"/>
               </w:rPr>
               <w:t xml:space="preserve"> </w:t>
@@ -722,25 +703,16 @@
                 <w:rFonts w:ascii="Bookman Old Style" w:hAnsi="Bookman Old Style"/>
                 <w:bCs/>
                 <w:kern w:val="2"/>
+                <w:lang w:val="en-US"/>
                 <w14:ligatures w14:val="standardContextual"/>
               </w:rPr>
-              <w:t xml:space="preserve">1 year of relevant experience </w:t>
-            </w:r>
-            <w:r>
-              <w:rPr>
-                <w:rFonts w:ascii="Bookman Old Style" w:hAnsi="Bookman Old Style"/>
-                <w:bCs/>
-                <w:color w:val="0070C0"/>
-                <w:kern w:val="2"/>
-                <w14:ligatures w14:val="standardContextual"/>
-              </w:rPr>
-              <w:t>(Finance-related)</w:t>
+              <w:t>{QSExperience}</w:t>
             </w:r>
           </w:p>
         </w:tc>
         <w:tc>
           <w:tcPr>
-            <w:tcW w:w="3515" w:type="dxa"/>
+            <w:tcW w:w="2616" w:type="dxa"/>
             <w:tcBorders>
               <w:top w:val="single" w:sz="4" w:space="0" w:color="auto"/>
               <w:left w:val="single" w:sz="4" w:space="0" w:color="auto"/>
@@ -759,38 +731,17 @@
             <w:r>
               <w:rPr>
                 <w:rFonts w:ascii="Bookman Old Style" w:hAnsi="Bookman Old Style"/>
-              </w:rPr>
-              <w:t>Administrative Assistant II (Disbursing Officer II)</w:t>
-            </w:r>
-            <w:r>
-              <w:rPr>
-                <w:rFonts w:ascii="Bookman Old Style" w:hAnsi="Bookman Old Style"/>
-              </w:rPr>
-              <w:t xml:space="preserve"> - </w:t>
-            </w:r>
-            <w:r>
-              <w:rPr>
-                <w:rFonts w:ascii="Bookman Old Style" w:hAnsi="Bookman Old Style"/>
-              </w:rPr>
-              <w:t>(</w:t>
-            </w:r>
-            <w:r>
-              <w:rPr>
-                <w:rFonts w:ascii="Bookman Old Style" w:hAnsi="Bookman Old Style"/>
-              </w:rPr>
-              <w:t>4 yrs &amp; 9 mos</w:t>
-            </w:r>
-            <w:r>
-              <w:rPr>
-                <w:rFonts w:ascii="Bookman Old Style" w:hAnsi="Bookman Old Style"/>
-              </w:rPr>
-              <w:t>)</w:t>
+                <w:kern w:val="2"/>
+                <w:lang w:val="en-US"/>
+                <w14:ligatures w14:val="standardContextual"/>
+              </w:rPr>
+              <w:t>{AppExperience}</w:t>
             </w:r>
           </w:p>
         </w:tc>
         <w:tc>
           <w:tcPr>
-            <w:tcW w:w="1440" w:type="dxa"/>
+            <w:tcW w:w="1889" w:type="dxa"/>
             <w:tcBorders>
               <w:top w:val="single" w:sz="4" w:space="0" w:color="auto"/>
               <w:left w:val="single" w:sz="4" w:space="0" w:color="auto"/>
@@ -810,6 +761,9 @@
             <w:r>
               <w:rPr>
                 <w:rFonts w:ascii="Bookman Old Style" w:hAnsi="Bookman Old Style"/>
+                <w:kern w:val="2"/>
+                <w:lang w:val="en-US"/>
+                <w14:ligatures w14:val="standardContextual"/>
               </w:rPr>
               <w:t>{RmTraining}</w:t>
             </w:r>
@@ -819,7 +773,7 @@
       <w:tr>
         <w:tc>
           <w:tcPr>
-            <w:tcW w:w="1885" w:type="dxa"/>
+            <w:tcW w:w="1870" w:type="dxa"/>
             <w:vMerge/>
             <w:tcBorders>
               <w:top w:val="single" w:sz="4" w:space="0" w:color="auto"/>
@@ -841,7 +795,7 @@
         </w:tc>
         <w:tc>
           <w:tcPr>
-            <w:tcW w:w="3600" w:type="dxa"/>
+            <w:tcW w:w="4065" w:type="dxa"/>
             <w:tcBorders>
               <w:top w:val="single" w:sz="4" w:space="0" w:color="auto"/>
               <w:left w:val="single" w:sz="4" w:space="0" w:color="auto"/>
@@ -863,6 +817,7 @@
                 <w:rFonts w:ascii="Bookman Old Style" w:hAnsi="Bookman Old Style"/>
                 <w:b/>
                 <w:kern w:val="2"/>
+                <w:lang w:val="en-US"/>
                 <w14:ligatures w14:val="standardContextual"/>
               </w:rPr>
               <w:t>Eligibility:</w:t>
@@ -871,6 +826,7 @@
               <w:rPr>
                 <w:rFonts w:ascii="Bookman Old Style" w:hAnsi="Bookman Old Style"/>
                 <w:kern w:val="2"/>
+                <w:lang w:val="en-US"/>
                 <w14:ligatures w14:val="standardContextual"/>
               </w:rPr>
               <w:t xml:space="preserve">  </w:t>
@@ -880,15 +836,16 @@
                 <w:rFonts w:ascii="Bookman Old Style" w:hAnsi="Bookman Old Style"/>
                 <w:bCs/>
                 <w:kern w:val="2"/>
+                <w:lang w:val="en-US"/>
                 <w14:ligatures w14:val="standardContextual"/>
               </w:rPr>
-              <w:t>Career Service (Sub-Professional)/First Level Eligibility</w:t>
+              <w:t>{QSEligibility}</w:t>
             </w:r>
           </w:p>
         </w:tc>
         <w:tc>
           <w:tcPr>
-            <w:tcW w:w="3515" w:type="dxa"/>
+            <w:tcW w:w="2616" w:type="dxa"/>
             <w:tcBorders>
               <w:top w:val="single" w:sz="4" w:space="0" w:color="auto"/>
               <w:left w:val="single" w:sz="4" w:space="0" w:color="auto"/>
@@ -907,14 +864,17 @@
             <w:r>
               <w:rPr>
                 <w:rFonts w:ascii="Bookman Old Style" w:hAnsi="Bookman Old Style"/>
-              </w:rPr>
-              <w:t>CS Professional</w:t>
+                <w:kern w:val="2"/>
+                <w:lang w:val="en-US"/>
+                <w14:ligatures w14:val="standardContextual"/>
+              </w:rPr>
+              <w:t>{AppEligibility}</w:t>
             </w:r>
           </w:p>
         </w:tc>
         <w:tc>
           <w:tcPr>
-            <w:tcW w:w="1440" w:type="dxa"/>
+            <w:tcW w:w="1889" w:type="dxa"/>
             <w:tcBorders>
               <w:top w:val="single" w:sz="4" w:space="0" w:color="auto"/>
               <w:left w:val="single" w:sz="4" w:space="0" w:color="auto"/>
@@ -934,6 +894,9 @@
             <w:r>
               <w:rPr>
                 <w:rFonts w:ascii="Bookman Old Style" w:hAnsi="Bookman Old Style"/>
+                <w:kern w:val="2"/>
+                <w:lang w:val="en-US"/>
+                <w14:ligatures w14:val="standardContextual"/>
               </w:rPr>
               <w:t>{RmEligibility}</w:t>
             </w:r>
@@ -1119,17 +1082,7 @@
           <w:sz w:val="21"/>
           <w:szCs w:val="21"/>
         </w:rPr>
-        <w:t>ADAS3-DOP-0</w:t>
-      </w:r>
-      <w:r>
-        <w:rPr>
-          <w:rFonts w:ascii="Bookman Old Style" w:hAnsi="Bookman Old Style"/>
-          <w:b/>
-          <w:bCs/>
-          <w:sz w:val="21"/>
-          <w:szCs w:val="21"/>
-        </w:rPr>
-        <w:t>11</w:t>
+        <w:t>{ApplicationCode}</w:t>
       </w:r>
       <w:r>
         <w:rPr>
@@ -2219,11 +2172,7 @@
         </mc:Choice>
         <mc:Fallback>
           <w:pict>
-            <v:shapetype w14:anchorId="098F1ADA" id="_x0000_t202" coordsize="21600,21600" o:spt="202" path="m,l,21600r21600,l21600,xe">
-              <v:stroke joinstyle="miter"/>
-              <v:path gradientshapeok="t" o:connecttype="rect"/>
-            </v:shapetype>
-            <v:shape id="Text Box 3" o:spid="_x0000_s1027" type="#_x0000_t202" style="position:absolute;margin-left:228pt;margin-top:17.25pt;width:166.4pt;height:23.6pt;z-index:251665408;visibility:visible;mso-wrap-style:square;mso-width-percent:0;mso-height-percent:0;mso-wrap-distance-left:9pt;mso-wrap-distance-top:0;mso-wrap-distance-right:9pt;mso-wrap-distance-bottom:0;mso-position-horizontal:absolute;mso-position-horizontal-relative:text;mso-position-vertical:absolute;mso-position-vertical-relative:text;mso-width-percent:0;mso-height-percent:0;mso-width-relative:page;mso-height-relative:page;v-text-anchor:top" o:gfxdata="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" stroked="f">
+            <v:shape w14:anchorId="098F1ADA" id="Text Box 3" o:spid="_x0000_s1027" type="#_x0000_t202" style="position:absolute;margin-left:228pt;margin-top:17.25pt;width:166.4pt;height:23.6pt;z-index:251665408;visibility:visible;mso-wrap-style:square;mso-width-percent:0;mso-height-percent:0;mso-wrap-distance-left:9pt;mso-wrap-distance-top:0;mso-wrap-distance-right:9pt;mso-wrap-distance-bottom:0;mso-position-horizontal:absolute;mso-position-horizontal-relative:text;mso-position-vertical:absolute;mso-position-vertical-relative:text;mso-width-percent:0;mso-height-percent:0;mso-width-relative:page;mso-height-relative:page;v-text-anchor:top" o:gfxdata="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" stroked="f">
               <v:textbox inset="1.44pt,0,0,0">
                 <w:txbxContent>
                   <w:tbl>
